--- a/docs/ing_approach_and_project_plan.docx
+++ b/docs/ing_approach_and_project_plan.docx
@@ -3566,6 +3566,123 @@
       </w:r>
       <w:r>
         <w:t xml:space="preserve"> The rubric only has to be good enough to score consistently. A perfect marketing theory is not a deliverable.</w:t>
+      </w:r>
+    </w:p>
+    <w:p>
+      <w:pPr>
+        <w:pStyle w:val="Heading2"/>
+      </w:pPr>
+      <w:r>
+        <w:rPr>
+          <w:b w:val="0"/>
+          <w:i w:val="0"/>
+        </w:rPr>
+        <w:t>4.3 bis Banking-domain angles contributed by Siegried (added 14/09)</w:t>
+      </w:r>
+    </w:p>
+    <w:p>
+      <w:r>
+        <w:t xml:space="preserve">Additions to the marketing-framework input for step 3, on top of AIDA / Cialdini / FAB / value-proposition framing / visual hierarchy / readability above. Full definitions and feasibility notes are in the PRD, section 11 bis. Nothing above is removed — the team picks the v1 subset at standup.</w:t>
+      </w:r>
+    </w:p>
+    <w:p>
+      <w:pPr>
+        <w:pStyle w:val="ListBullet"/>
+      </w:pPr>
+      <w:r>
+        <w:rPr>
+          <w:b/>
+        </w:rPr>
+        <w:t xml:space="preserve">Retail vs professional targeting, bancassurance bundle vs single product, rate architecture (base vs promo bonus), self-service vs advisor/branch CTA, switching-friction framing, prominence of regulatory disclosures, “free” framing with hidden conditions, Belgian fiscal calendar — </w:t>
+      </w:r>
+      <w:r>
+        <w:t xml:space="preserve">candidate rubric dimensions grounded in retail-banking practice rather than generic marketing theory — see PRD 11 bis for the full definitions.</w:t>
+      </w:r>
+    </w:p>
+    <w:p>
+      <w:pPr>
+        <w:pStyle w:val="ListBullet"/>
+      </w:pPr>
+      <w:r>
+        <w:rPr>
+          <w:b/>
+        </w:rPr>
+        <w:t xml:space="preserve">ESG claim specificity — </w:t>
+      </w:r>
+      <w:r>
+        <w:t xml:space="preserve">recalibrated to “claim backed by a reference/figure vs adjective only”.</w:t>
+      </w:r>
+      <w:r>
+        <w:rPr>
+          <w:i/>
+          <w:color w:val="5A5A5A"/>
+        </w:rPr>
+        <w:t xml:space="preserve"> (an explicit SFDR Article 6/8/9 read from the marketing page itself was considered and dropped as unrealistic — that classification lives in regulatory docs, not campaign pages)</w:t>
+      </w:r>
+    </w:p>
+    <w:p>
+      <w:pPr>
+        <w:pStyle w:val="ListBullet"/>
+      </w:pPr>
+      <w:r>
+        <w:rPr>
+          <w:b/>
+        </w:rPr>
+        <w:t xml:space="preserve">Loyalty/referral mention — </w:t>
+      </w:r>
+      <w:r>
+        <w:t xml:space="preserve">kept as the public-page proxy for retention/CRM strategy.</w:t>
+      </w:r>
+      <w:r>
+        <w:rPr>
+          <w:i/>
+          <w:color w:val="5A5A5A"/>
+        </w:rPr>
+        <w:t xml:space="preserve"> (true CRM data is out of reach entirely (behind authentication, excluded by DR-01/DR-09), not a scoping choice)</w:t>
+      </w:r>
+    </w:p>
+    <w:p>
+      <w:pPr>
+        <w:pStyle w:val="ListBullet"/>
+      </w:pPr>
+      <w:r>
+        <w:rPr>
+          <w:b/>
+        </w:rPr>
+        <w:t xml:space="preserve">Social media sentiment — </w:t>
+      </w:r>
+      <w:r>
+        <w:t xml:space="preserve">documented as a D-09 next step, not added to the v1 scope.</w:t>
+      </w:r>
+      <w:r>
+        <w:rPr>
+          <w:i/>
+          <w:color w:val="5A5A5A"/>
+        </w:rPr>
+        <w:t xml:space="preserve"> (this would reopen the scope-creep risk (R-07) the plan is explicitly built to avoid — flagged here rather than folded in silently)</w:t>
+      </w:r>
+    </w:p>
+    <w:p>
+      <w:pPr>
+        <w:pStyle w:val="ListBullet"/>
+      </w:pPr>
+      <w:r>
+        <w:rPr>
+          <w:b/>
+        </w:rPr>
+        <w:t xml:space="preserve">Second pass, same day — </w:t>
+      </w:r>
+      <w:r>
+        <w:t xml:space="preserve">institutional-backing trust signal (state ownership, tenure), capped/tiered rate presented as headline, youth/student lifetime-value acquisition, secondary-bank vs full-replacement positioning, expat/cross-border targeting, concrete green product vs generic ESG claim, branch/ATM network cited as a selling point — full definitions in PRD 11 bis.</w:t>
+      </w:r>
+    </w:p>
+    <w:p>
+      <w:r>
+        <w:rPr>
+          <w:b w:val="0"/>
+          <w:i/>
+        </w:rPr>
+        <w:t xml:space="preserve">Diminishing-returns note: likely the practical ceiling for this angle — each further dimension competes with the thin-slice principle and risk R-07 for the same limited time. The team's differentiator is expected to come from executing a smaller set of these with rigour and from the maturity of the business presentation, not from a ninth or tenth dimension.</w:t>
       </w:r>
     </w:p>
     <w:p>
